--- a/assets/Developing Countries Will Feel the Heat of Climate Mortality.docx
+++ b/assets/Developing Countries Will Feel the Heat of Climate Mortality.docx
@@ -401,7 +401,13 @@
       <w:bookmarkStart w:id="4" w:name="_heading=h.1gjlh5t0lego" w:colFirst="0" w:colLast="0"/>
       <w:bookmarkEnd w:id="4"/>
       <w:r>
-        <w:t xml:space="preserve">To summarise </w:t>
+        <w:t xml:space="preserve">To </w:t>
+      </w:r>
+      <w:r>
+        <w:t>S</w:t>
+      </w:r>
+      <w:r>
+        <w:t xml:space="preserve">ummarise </w:t>
       </w:r>
     </w:p>
     <w:p>

--- a/assets/Developing Countries Will Feel the Heat of Climate Mortality.docx
+++ b/assets/Developing Countries Will Feel the Heat of Climate Mortality.docx
@@ -41,7 +41,10 @@
     </w:p>
     <w:p>
       <w:r>
-        <w:t xml:space="preserve">I find stark geographic inequality in the impacts of rising temperatures on mortality. In Europe, and developed countries more broadly, there is evidence to suggest decreases in cold deaths may offset increases in heat deaths. For some developing countries, substantial negative effects are projected. </w:t>
+        <w:t>There is a</w:t>
+      </w:r>
+      <w:r>
+        <w:t xml:space="preserve"> stark geographic inequality in the impacts of rising temperatures on mortality. In Europe, and developed countries more broadly, there is evidence to suggest decreases in cold deaths may offset increases in heat deaths. For some developing countries, substantial negative effects are projected. </w:t>
       </w:r>
     </w:p>
     <w:p>
@@ -2251,6 +2254,16 @@
       <w:szCs w:val="28"/>
     </w:rPr>
   </w:style>
+  <w:style w:type="paragraph" w:styleId="Revision">
+    <w:name w:val="Revision"/>
+    <w:hidden/>
+    <w:uiPriority w:val="99"/>
+    <w:semiHidden/>
+    <w:rsid w:val="00106162"/>
+    <w:pPr>
+      <w:spacing w:after="0" w:line="240" w:lineRule="auto"/>
+    </w:pPr>
+  </w:style>
 </w:styles>
 </file>
 
